--- a/lab2/Отчет.docx
+++ b/lab2/Отчет.docx
@@ -1429,6 +1429,170 @@
     <w:p>
       <w:r>
         <w:t>Данные, добавленные через web-интерфейс, хранятся в PostgreSQL на Debian</w:t>
+      </w:r>
+    </w:p>
+    <w:p>
+      <w:r>
+        <w:drawing>
+          <wp:inline xmlns:a="http://schemas.openxmlformats.org/drawingml/2006/main" xmlns:pic="http://schemas.openxmlformats.org/drawingml/2006/picture">
+            <wp:extent cx="5940425" cy="4171211"/>
+            <wp:docPr id="2104047609" name="Picture 2104047609"/>
+            <wp:cNvGraphicFramePr>
+              <a:graphicFrameLocks noChangeAspect="1"/>
+            </wp:cNvGraphicFramePr>
+            <a:graphic>
+              <a:graphicData uri="http://schemas.openxmlformats.org/drawingml/2006/picture">
+                <pic:pic>
+                  <pic:nvPicPr>
+                    <pic:cNvPr id="0" name="32_git_project.png"/>
+                    <pic:cNvPicPr/>
+                  </pic:nvPicPr>
+                  <pic:blipFill>
+                    <a:blip r:embed="rId40"/>
+                    <a:stretch>
+                      <a:fillRect/>
+                    </a:stretch>
+                  </pic:blipFill>
+                  <pic:spPr>
+                    <a:xfrm>
+                      <a:off x="0" y="0"/>
+                      <a:ext cx="5940425" cy="4171211"/>
+                    </a:xfrm>
+                    <a:prstGeom prst="rect"/>
+                  </pic:spPr>
+                </pic:pic>
+              </a:graphicData>
+            </a:graphic>
+          </wp:inline>
+        </w:drawing>
+      </w:r>
+    </w:p>
+    <w:p>
+      <w:r>
+        <w:t>Git-репозиторий проекта: ветка main, последний commit, файлы проекта (manage.py, requirements.txt, приложение analyses)</w:t>
+      </w:r>
+    </w:p>
+    <w:p>
+      <w:r>
+        <w:drawing>
+          <wp:inline xmlns:a="http://schemas.openxmlformats.org/drawingml/2006/main" xmlns:pic="http://schemas.openxmlformats.org/drawingml/2006/picture">
+            <wp:extent cx="5940425" cy="4176861"/>
+            <wp:docPr id="2104047610" name="Picture 2104047610"/>
+            <wp:cNvGraphicFramePr>
+              <a:graphicFrameLocks noChangeAspect="1"/>
+            </wp:cNvGraphicFramePr>
+            <a:graphic>
+              <a:graphicData uri="http://schemas.openxmlformats.org/drawingml/2006/picture">
+                <pic:pic>
+                  <pic:nvPicPr>
+                    <pic:cNvPr id="0" name="34_github_project.png"/>
+                    <pic:cNvPicPr/>
+                  </pic:nvPicPr>
+                  <pic:blipFill>
+                    <a:blip r:embed="rId41"/>
+                    <a:stretch>
+                      <a:fillRect/>
+                    </a:stretch>
+                  </pic:blipFill>
+                  <pic:spPr>
+                    <a:xfrm>
+                      <a:off x="0" y="0"/>
+                      <a:ext cx="5940425" cy="4176861"/>
+                    </a:xfrm>
+                    <a:prstGeom prst="rect"/>
+                  </pic:spPr>
+                </pic:pic>
+              </a:graphicData>
+            </a:graphic>
+          </wp:inline>
+        </w:drawing>
+      </w:r>
+    </w:p>
+    <w:p>
+      <w:r>
+        <w:t>Проект на GitHub: https://github.com/Murlocki/labs/tree/main/lab2/medtracker</w:t>
+      </w:r>
+    </w:p>
+    <w:p>
+      <w:r>
+        <w:drawing>
+          <wp:inline xmlns:a="http://schemas.openxmlformats.org/drawingml/2006/main" xmlns:pic="http://schemas.openxmlformats.org/drawingml/2006/picture">
+            <wp:extent cx="5924550" cy="3867150"/>
+            <wp:docPr id="2104047611" name="Picture 2104047611"/>
+            <wp:cNvGraphicFramePr>
+              <a:graphicFrameLocks noChangeAspect="1"/>
+            </wp:cNvGraphicFramePr>
+            <a:graphic>
+              <a:graphicData uri="http://schemas.openxmlformats.org/drawingml/2006/picture">
+                <pic:pic>
+                  <pic:nvPicPr>
+                    <pic:cNvPr id="0" name="33_git_labs.png"/>
+                    <pic:cNvPicPr/>
+                  </pic:nvPicPr>
+                  <pic:blipFill>
+                    <a:blip r:embed="rId42"/>
+                    <a:stretch>
+                      <a:fillRect/>
+                    </a:stretch>
+                  </pic:blipFill>
+                  <pic:spPr>
+                    <a:xfrm>
+                      <a:off x="0" y="0"/>
+                      <a:ext cx="5924550" cy="3867150"/>
+                    </a:xfrm>
+                    <a:prstGeom prst="rect"/>
+                  </pic:spPr>
+                </pic:pic>
+              </a:graphicData>
+            </a:graphic>
+          </wp:inline>
+        </w:drawing>
+      </w:r>
+    </w:p>
+    <w:p>
+      <w:r>
+        <w:t>Репозиторий labs: удалённый репозиторий origin, каталоги lab1 и lab2</w:t>
+      </w:r>
+    </w:p>
+    <w:p>
+      <w:r>
+        <w:drawing>
+          <wp:inline xmlns:a="http://schemas.openxmlformats.org/drawingml/2006/main" xmlns:pic="http://schemas.openxmlformats.org/drawingml/2006/picture">
+            <wp:extent cx="5940425" cy="4176861"/>
+            <wp:docPr id="2104047612" name="Picture 2104047612"/>
+            <wp:cNvGraphicFramePr>
+              <a:graphicFrameLocks noChangeAspect="1"/>
+            </wp:cNvGraphicFramePr>
+            <a:graphic>
+              <a:graphicData uri="http://schemas.openxmlformats.org/drawingml/2006/picture">
+                <pic:pic>
+                  <pic:nvPicPr>
+                    <pic:cNvPr id="0" name="35_github_labs.png"/>
+                    <pic:cNvPicPr/>
+                  </pic:nvPicPr>
+                  <pic:blipFill>
+                    <a:blip r:embed="rId43"/>
+                    <a:stretch>
+                      <a:fillRect/>
+                    </a:stretch>
+                  </pic:blipFill>
+                  <pic:spPr>
+                    <a:xfrm>
+                      <a:off x="0" y="0"/>
+                      <a:ext cx="5940425" cy="4176861"/>
+                    </a:xfrm>
+                    <a:prstGeom prst="rect"/>
+                  </pic:spPr>
+                </pic:pic>
+              </a:graphicData>
+            </a:graphic>
+          </wp:inline>
+        </w:drawing>
+      </w:r>
+    </w:p>
+    <w:p>
+      <w:r>
+        <w:t>Репозиторий labs на GitHub: https://github.com/Murlocki/labs</w:t>
       </w:r>
     </w:p>
     <w:sectPr>

--- a/lab2/Отчет.docx
+++ b/lab2/Отчет.docx
@@ -1435,7 +1435,7 @@
       <w:r>
         <w:drawing>
           <wp:inline xmlns:a="http://schemas.openxmlformats.org/drawingml/2006/main" xmlns:pic="http://schemas.openxmlformats.org/drawingml/2006/picture">
-            <wp:extent cx="5940425" cy="4171211"/>
+            <wp:extent cx="5940425" cy="3976699"/>
             <wp:docPr id="2104047609" name="Picture 2104047609"/>
             <wp:cNvGraphicFramePr>
               <a:graphicFrameLocks noChangeAspect="1"/>
@@ -1456,7 +1456,7 @@
                   <pic:spPr>
                     <a:xfrm>
                       <a:off x="0" y="0"/>
-                      <a:ext cx="5940425" cy="4171211"/>
+                      <a:ext cx="5940425" cy="3976699"/>
                     </a:xfrm>
                     <a:prstGeom prst="rect"/>
                   </pic:spPr>
@@ -1558,7 +1558,7 @@
       <w:r>
         <w:drawing>
           <wp:inline xmlns:a="http://schemas.openxmlformats.org/drawingml/2006/main" xmlns:pic="http://schemas.openxmlformats.org/drawingml/2006/picture">
-            <wp:extent cx="5940425" cy="4176861"/>
+            <wp:extent cx="5940425" cy="4292034"/>
             <wp:docPr id="2104047612" name="Picture 2104047612"/>
             <wp:cNvGraphicFramePr>
               <a:graphicFrameLocks noChangeAspect="1"/>
@@ -1579,7 +1579,7 @@
                   <pic:spPr>
                     <a:xfrm>
                       <a:off x="0" y="0"/>
-                      <a:ext cx="5940425" cy="4176861"/>
+                      <a:ext cx="5940425" cy="4292034"/>
                     </a:xfrm>
                     <a:prstGeom prst="rect"/>
                   </pic:spPr>

--- a/lab2/Отчет.docx
+++ b/lab2/Отчет.docx
@@ -138,7 +138,7 @@
     </w:p>
     <w:p>
       <w:r>
-        <w:t>Полный текст технического задания находится в репозитории в каталоге lab2/tz (разделы: общие сведения, функциональные требования, требования к обеспечению, модель данных, интерфейс и порядок приёмки). Ниже приведены основные положения.</w:t>
+        <w:t>Полный текст технического задания находится в репозитории в каталоге lab2/tz и состоит из шести разделов: общие сведения; функциональные требования (сценарии работы каждой функции); требования к системе в целом и к видам обеспечения; модель данных; пользовательский интерфейс (описание 11 экранов, схема переходов, порядок приёмки из 24 проверок); алгоритмы работы (обработка запросов, проверка доступа, алгоритмы операций, каталог сообщений, коды ответов, обработка ошибок). Ниже приведены основные положения.</w:t>
       </w:r>
     </w:p>
     <w:p>
@@ -1803,7 +1803,49 @@
     </w:p>
     <w:p>
       <w:r>
-        <w:t>Для каждого требования в техническом задании описаны актор, входные данные с правилами проверки, результат и обработка ошибок. Например, для FR-13 (добавление значения): поле «Анализ» — только анализы текущего пользователя; «Значение» — от 1 до 64 символов; «Дата и время сдачи» — по умолчанию текущие, не позже текущего момента; «Комментарий» — до 255 символов. При ошибке форма показывается повторно с сообщениями у полей, введённые данные сохраняются.</w:t>
+        <w:t>Для каждого требования в техническом задании описаны актор, точка входа, поля формы с правилами проверки и точными текстами ошибок, основной и альтернативные сценарии и результат. Например, требование FR-13 (добавление значения анализа):</w:t>
+      </w:r>
+    </w:p>
+    <w:p>
+      <w:pPr>
+        <w:pStyle w:val="ListBullet"/>
+      </w:pPr>
+      <w:r>
+        <w:rPr>
+          <w:b/>
+        </w:rPr>
+        <w:t xml:space="preserve">Поля: </w:t>
+      </w:r>
+      <w:r>
+        <w:t>«Анализ» — только анализы текущего пользователя; «Значение» — от 1 до 64 символов; «Дата и время сдачи» — по умолчанию текущие, не позже текущего момента («Дата сдачи не может быть в будущем.»); «Комментарий» — до 255 символов.</w:t>
+      </w:r>
+    </w:p>
+    <w:p>
+      <w:pPr>
+        <w:pStyle w:val="ListBullet"/>
+      </w:pPr>
+      <w:r>
+        <w:rPr>
+          <w:b/>
+        </w:rPr>
+        <w:t xml:space="preserve">Основной сценарий: </w:t>
+      </w:r>
+      <w:r>
+        <w:t>пользователь открывает форму и заполняет поля → система проверяет поля, переводит дату из часового пояса Europe/Moscow в UTC и сохраняет значение → перенаправляет на страницу анализа с сообщением «Значение добавлено.».</w:t>
+      </w:r>
+    </w:p>
+    <w:p>
+      <w:pPr>
+        <w:pStyle w:val="ListBullet"/>
+      </w:pPr>
+      <w:r>
+        <w:rPr>
+          <w:b/>
+        </w:rPr>
+        <w:t xml:space="preserve">Альтернативные сценарии: </w:t>
+      </w:r>
+      <w:r>
+        <w:t>у пользователя нет анализов — вместо формы предложение сначала создать анализ; в адресе указан чужой анализ — ответ 404; ошибки проверки — форма показывается повторно с сообщениями у полей, введённые данные сохраняются.</w:t>
       </w:r>
     </w:p>
     <w:p>
@@ -1815,6 +1857,9 @@
       </w:r>
     </w:p>
     <w:p>
+      <w:pPr>
+        <w:keepNext/>
+      </w:pPr>
       <w:r>
         <w:rPr>
           <w:b/>
@@ -2687,6 +2732,20 @@
     </w:p>
     <w:p>
       <w:pPr>
+        <w:pStyle w:val="ListBullet"/>
+      </w:pPr>
+      <w:r>
+        <w:rPr>
+          <w:b/>
+        </w:rPr>
+        <w:t xml:space="preserve">Требования к эргономике: </w:t>
+      </w:r>
+      <w:r>
+        <w:t>язык интерфейса — русский и не зависит от языка браузера; страницы ошибок 404 «Страница не найдена» и 403 «Форма устарела» выполнены в стиле приложения; при ширине окна от 360 px нет горизонтальной прокрутки.</w:t>
+      </w:r>
+    </w:p>
+    <w:p>
+      <w:pPr>
         <w:pStyle w:val="Heading2"/>
       </w:pPr>
       <w:r>
@@ -4364,7 +4423,7 @@
     </w:p>
     <w:p>
       <w:r>
-        <w:t>Шаблоны наследуются от общего base.html с шапкой и навигацией. Формы (ModelForm) проверяют данные: уникальность названия анализа, дату сдачи не в будущем. После сохранения выполняется перенаправление и выводится сообщение. Значения анализа выводятся постранично по 50. Промежуточный слой DatabaseUnavailableMiddleware показывает страницу «Сервер базы данных недоступен» при потере связи с БД.</w:t>
+        <w:t>Шаблоны наследуются от общего base.html с шапкой и навигацией. Формы (ModelForm) проверяют данные: уникальность названия анализа, дату сдачи не в будущем. После сохранения выполняется перенаправление и выводится сообщение. Значения анализа выводятся постранично по 50. Промежуточный слой DatabaseUnavailableMiddleware показывает страницу «Сервер базы данных недоступен» при потере связи с БД. Для ответов 404 и 403 (ошибка CSRF) подготовлены собственные шаблоны 404.html и 403_csrf.html.</w:t>
       </w:r>
     </w:p>
     <w:p>
@@ -6071,12 +6130,12 @@
         <w:pStyle w:val="Heading2"/>
       </w:pPr>
       <w:r>
-        <w:t>8.9. Недоступность сервера БД</w:t>
+        <w:t>8.9. Обработка ошибок</w:t>
       </w:r>
     </w:p>
     <w:p>
       <w:r>
-        <w:t>При потере связи с PostgreSQL пользователь получает понятное сообщение вместо ошибки сервера:</w:t>
+        <w:t>При потере связи с PostgreSQL пользователь получает понятное сообщение вместо ошибки сервера; данные при этом не изменяются:</w:t>
       </w:r>
     </w:p>
     <w:p>
@@ -6135,6 +6194,121 @@
       </w:r>
     </w:p>
     <w:p>
+      <w:r>
+        <w:t>Обращение к несуществующему или чужому объекту (/analyses/9999/) и отправка формы без CSRF-токена (анализ при этом не создаётся):</w:t>
+      </w:r>
+    </w:p>
+    <w:p>
+      <w:pPr>
+        <w:keepNext/>
+        <w:spacing w:before="120"/>
+        <w:ind w:firstLine="0"/>
+        <w:jc w:val="center"/>
+      </w:pPr>
+      <w:r>
+        <w:drawing>
+          <wp:inline xmlns:a="http://schemas.openxmlformats.org/drawingml/2006/main" xmlns:pic="http://schemas.openxmlformats.org/drawingml/2006/picture">
+            <wp:extent cx="5940000" cy="2430000"/>
+            <wp:docPr id="36" name="Picture 36"/>
+            <wp:cNvGraphicFramePr>
+              <a:graphicFrameLocks noChangeAspect="1"/>
+            </wp:cNvGraphicFramePr>
+            <a:graphic>
+              <a:graphicData uri="http://schemas.openxmlformats.org/drawingml/2006/picture">
+                <pic:pic>
+                  <pic:nvPicPr>
+                    <pic:cNvPr id="0" name="38_page_404.png"/>
+                    <pic:cNvPicPr/>
+                  </pic:nvPicPr>
+                  <pic:blipFill>
+                    <a:blip r:embed="rId44"/>
+                    <a:stretch>
+                      <a:fillRect/>
+                    </a:stretch>
+                  </pic:blipFill>
+                  <pic:spPr>
+                    <a:xfrm>
+                      <a:off x="0" y="0"/>
+                      <a:ext cx="5940000" cy="2430000"/>
+                    </a:xfrm>
+                    <a:prstGeom prst="rect"/>
+                  </pic:spPr>
+                </pic:pic>
+              </a:graphicData>
+            </a:graphic>
+          </wp:inline>
+        </w:drawing>
+      </w:r>
+    </w:p>
+    <w:p>
+      <w:pPr>
+        <w:spacing w:after="120"/>
+        <w:ind w:firstLine="0"/>
+        <w:jc w:val="center"/>
+      </w:pPr>
+      <w:r>
+        <w:rPr>
+          <w:sz w:val="24"/>
+        </w:rPr>
+        <w:t>Рисунок 36 — Страница «Страница не найдена» (HTTP 404)</w:t>
+      </w:r>
+    </w:p>
+    <w:p>
+      <w:pPr>
+        <w:keepNext/>
+        <w:spacing w:before="120"/>
+        <w:ind w:firstLine="0"/>
+        <w:jc w:val="center"/>
+      </w:pPr>
+      <w:r>
+        <w:drawing>
+          <wp:inline xmlns:a="http://schemas.openxmlformats.org/drawingml/2006/main" xmlns:pic="http://schemas.openxmlformats.org/drawingml/2006/picture">
+            <wp:extent cx="5940000" cy="2430000"/>
+            <wp:docPr id="37" name="Picture 37"/>
+            <wp:cNvGraphicFramePr>
+              <a:graphicFrameLocks noChangeAspect="1"/>
+            </wp:cNvGraphicFramePr>
+            <a:graphic>
+              <a:graphicData uri="http://schemas.openxmlformats.org/drawingml/2006/picture">
+                <pic:pic>
+                  <pic:nvPicPr>
+                    <pic:cNvPr id="0" name="39_page_403_csrf.png"/>
+                    <pic:cNvPicPr/>
+                  </pic:nvPicPr>
+                  <pic:blipFill>
+                    <a:blip r:embed="rId45"/>
+                    <a:stretch>
+                      <a:fillRect/>
+                    </a:stretch>
+                  </pic:blipFill>
+                  <pic:spPr>
+                    <a:xfrm>
+                      <a:off x="0" y="0"/>
+                      <a:ext cx="5940000" cy="2430000"/>
+                    </a:xfrm>
+                    <a:prstGeom prst="rect"/>
+                  </pic:spPr>
+                </pic:pic>
+              </a:graphicData>
+            </a:graphic>
+          </wp:inline>
+        </w:drawing>
+      </w:r>
+    </w:p>
+    <w:p>
+      <w:pPr>
+        <w:spacing w:after="120"/>
+        <w:ind w:firstLine="0"/>
+        <w:jc w:val="center"/>
+      </w:pPr>
+      <w:r>
+        <w:rPr>
+          <w:sz w:val="24"/>
+        </w:rPr>
+        <w:t>Рисунок 37 — Страница «Форма устарела» (HTTP 403)</w:t>
+      </w:r>
+    </w:p>
+    <w:p>
       <w:pPr>
         <w:pStyle w:val="Heading2"/>
       </w:pPr>
@@ -6144,7 +6318,7 @@
     </w:p>
     <w:p>
       <w:r>
-        <w:t>Для приложения написано 28 тестов (Django TestCase), проверяющих требования ТЗ: доступ гостя, разграничение данных пользователей, CRUD анализов и значений, проверки форм, постраничный вывод, число SQL-запросов, страницу недоступности БД. Все тесты проходят на PostgreSQL. При 10 000 значений страница анализа формируется за 0,02 с.</w:t>
+        <w:t>Для приложения написано 32 теста (Django TestCase), проверяющих требования ТЗ: доступ гостя, разграничение данных пользователей, CRUD анализов и значений, проверки форм, постраничный вывод, число SQL-запросов, страницы ошибок 404, 403 и 503, независимость языка интерфейса от браузера. Все тесты проходят на PostgreSQL. При 10 000 значений страница анализа формируется за 0,02 с.</w:t>
       </w:r>
     </w:p>
     <w:p>
@@ -6157,8 +6331,8 @@
       <w:r>
         <w:drawing>
           <wp:inline xmlns:a="http://schemas.openxmlformats.org/drawingml/2006/main" xmlns:pic="http://schemas.openxmlformats.org/drawingml/2006/picture">
-            <wp:extent cx="5940000" cy="4846782"/>
-            <wp:docPr id="36" name="Picture 36"/>
+            <wp:extent cx="5940000" cy="5385313"/>
+            <wp:docPr id="38" name="Picture 38"/>
             <wp:cNvGraphicFramePr>
               <a:graphicFrameLocks noChangeAspect="1"/>
             </wp:cNvGraphicFramePr>
@@ -6170,7 +6344,7 @@
                     <pic:cNvPicPr/>
                   </pic:nvPicPr>
                   <pic:blipFill>
-                    <a:blip r:embed="rId44"/>
+                    <a:blip r:embed="rId46"/>
                     <a:stretch>
                       <a:fillRect/>
                     </a:stretch>
@@ -6178,7 +6352,7 @@
                   <pic:spPr>
                     <a:xfrm>
                       <a:off x="0" y="0"/>
-                      <a:ext cx="5940000" cy="4846782"/>
+                      <a:ext cx="5940000" cy="5385313"/>
                     </a:xfrm>
                     <a:prstGeom prst="rect"/>
                   </pic:spPr>
@@ -6199,7 +6373,7 @@
         <w:rPr>
           <w:sz w:val="24"/>
         </w:rPr>
-        <w:t>Рисунок 36 — Результат запуска тестов на PostgreSQL</w:t>
+        <w:t>Рисунок 38 — Результат запуска тестов на PostgreSQL</w:t>
       </w:r>
     </w:p>
     <w:p>
@@ -6279,7 +6453,7 @@
         <w:drawing>
           <wp:inline xmlns:a="http://schemas.openxmlformats.org/drawingml/2006/main" xmlns:pic="http://schemas.openxmlformats.org/drawingml/2006/picture">
             <wp:extent cx="5940000" cy="3976414"/>
-            <wp:docPr id="37" name="Picture 37"/>
+            <wp:docPr id="39" name="Picture 39"/>
             <wp:cNvGraphicFramePr>
               <a:graphicFrameLocks noChangeAspect="1"/>
             </wp:cNvGraphicFramePr>
@@ -6291,7 +6465,7 @@
                     <pic:cNvPicPr/>
                   </pic:nvPicPr>
                   <pic:blipFill>
-                    <a:blip r:embed="rId45"/>
+                    <a:blip r:embed="rId47"/>
                     <a:stretch>
                       <a:fillRect/>
                     </a:stretch>
@@ -6320,7 +6494,7 @@
         <w:rPr>
           <w:sz w:val="24"/>
         </w:rPr>
-        <w:t>Рисунок 37 — Git-репозиторий проекта: ветка main, последние коммиты, файлы проекта</w:t>
+        <w:t>Рисунок 39 — Git-репозиторий проекта: ветка main, последние коммиты, файлы проекта</w:t>
       </w:r>
     </w:p>
     <w:p>
@@ -6334,7 +6508,7 @@
         <w:drawing>
           <wp:inline xmlns:a="http://schemas.openxmlformats.org/drawingml/2006/main" xmlns:pic="http://schemas.openxmlformats.org/drawingml/2006/picture">
             <wp:extent cx="5940000" cy="4176562"/>
-            <wp:docPr id="38" name="Picture 38"/>
+            <wp:docPr id="40" name="Picture 40"/>
             <wp:cNvGraphicFramePr>
               <a:graphicFrameLocks noChangeAspect="1"/>
             </wp:cNvGraphicFramePr>
@@ -6346,7 +6520,7 @@
                     <pic:cNvPicPr/>
                   </pic:nvPicPr>
                   <pic:blipFill>
-                    <a:blip r:embed="rId46"/>
+                    <a:blip r:embed="rId48"/>
                     <a:stretch>
                       <a:fillRect/>
                     </a:stretch>
@@ -6375,7 +6549,7 @@
         <w:rPr>
           <w:sz w:val="24"/>
         </w:rPr>
-        <w:t>Рисунок 38 — Проект на GitHub</w:t>
+        <w:t>Рисунок 40 — Проект на GitHub</w:t>
       </w:r>
     </w:p>
     <w:p>
@@ -6389,7 +6563,7 @@
         <w:drawing>
           <wp:inline xmlns:a="http://schemas.openxmlformats.org/drawingml/2006/main" xmlns:pic="http://schemas.openxmlformats.org/drawingml/2006/picture">
             <wp:extent cx="5924550" cy="3867150"/>
-            <wp:docPr id="39" name="Picture 39"/>
+            <wp:docPr id="41" name="Picture 41"/>
             <wp:cNvGraphicFramePr>
               <a:graphicFrameLocks noChangeAspect="1"/>
             </wp:cNvGraphicFramePr>
@@ -6401,7 +6575,7 @@
                     <pic:cNvPicPr/>
                   </pic:nvPicPr>
                   <pic:blipFill>
-                    <a:blip r:embed="rId47"/>
+                    <a:blip r:embed="rId49"/>
                     <a:stretch>
                       <a:fillRect/>
                     </a:stretch>
@@ -6430,7 +6604,7 @@
         <w:rPr>
           <w:sz w:val="24"/>
         </w:rPr>
-        <w:t>Рисунок 39 — Репозиторий labs: удалённый репозиторий и каталоги lab1, lab2</w:t>
+        <w:t>Рисунок 41 — Репозиторий labs: удалённый репозиторий и каталоги lab1, lab2</w:t>
       </w:r>
     </w:p>
     <w:p>
@@ -6444,7 +6618,7 @@
         <w:drawing>
           <wp:inline xmlns:a="http://schemas.openxmlformats.org/drawingml/2006/main" xmlns:pic="http://schemas.openxmlformats.org/drawingml/2006/picture">
             <wp:extent cx="5940000" cy="4291728"/>
-            <wp:docPr id="40" name="Picture 40"/>
+            <wp:docPr id="42" name="Picture 42"/>
             <wp:cNvGraphicFramePr>
               <a:graphicFrameLocks noChangeAspect="1"/>
             </wp:cNvGraphicFramePr>
@@ -6456,7 +6630,7 @@
                     <pic:cNvPicPr/>
                   </pic:nvPicPr>
                   <pic:blipFill>
-                    <a:blip r:embed="rId48"/>
+                    <a:blip r:embed="rId50"/>
                     <a:stretch>
                       <a:fillRect/>
                     </a:stretch>
@@ -6485,7 +6659,7 @@
         <w:rPr>
           <w:sz w:val="24"/>
         </w:rPr>
-        <w:t>Рисунок 40 — Репозиторий labs на GitHub</w:t>
+        <w:t>Рисунок 42 — Репозиторий labs на GitHub</w:t>
       </w:r>
     </w:p>
     <w:p>

--- a/lab2/Отчет.docx
+++ b/lab2/Отчет.docx
@@ -6452,7 +6452,7 @@
       <w:r>
         <w:drawing>
           <wp:inline xmlns:a="http://schemas.openxmlformats.org/drawingml/2006/main" xmlns:pic="http://schemas.openxmlformats.org/drawingml/2006/picture">
-            <wp:extent cx="5940000" cy="3976414"/>
+            <wp:extent cx="5940000" cy="4724136"/>
             <wp:docPr id="39" name="Picture 39"/>
             <wp:cNvGraphicFramePr>
               <a:graphicFrameLocks noChangeAspect="1"/>
@@ -6473,7 +6473,7 @@
                   <pic:spPr>
                     <a:xfrm>
                       <a:off x="0" y="0"/>
-                      <a:ext cx="5940000" cy="3976414"/>
+                      <a:ext cx="5940000" cy="4724136"/>
                     </a:xfrm>
                     <a:prstGeom prst="rect"/>
                   </pic:spPr>

--- a/lab2/Отчет.docx
+++ b/lab2/Отчет.docx
@@ -6439,7 +6439,18 @@
         <w:t xml:space="preserve">Ссылка на репозиторий: </w:t>
       </w:r>
       <w:r>
-        <w:t>https://github.com/Murlocki/labs</w:t>
+        <w:t>https://github.com/Murlocki/labs.git</w:t>
+      </w:r>
+    </w:p>
+    <w:p>
+      <w:r>
+        <w:rPr>
+          <w:b/>
+        </w:rPr>
+        <w:t xml:space="preserve">Каталог лабораторной работы: </w:t>
+      </w:r>
+      <w:r>
+        <w:t>https://github.com/Murlocki/labs/tree/main/lab2</w:t>
       </w:r>
     </w:p>
     <w:p>
@@ -6667,7 +6678,70 @@
         <w:pStyle w:val="Heading1"/>
       </w:pPr>
       <w:r>
-        <w:t>10. Вывод</w:t>
+        <w:t>10. Ответы на контрольные вопросы</w:t>
+      </w:r>
+    </w:p>
+    <w:p>
+      <w:r>
+        <w:rPr>
+          <w:b/>
+        </w:rPr>
+        <w:t xml:space="preserve">1. Что такое Django? </w:t>
+      </w:r>
+      <w:r>
+        <w:t>Django — свободный web-фреймворк на языке Python для разработки серверных web-приложений. Он построен по архитектуре MTV (Model — Template — View) и включает ORM для работы с БД, систему миграций, шаблонизатор, формы с проверкой данных, подсистему аутентификации и готовый административный интерфейс. В проекте MedTracker используются все перечисленные компоненты.</w:t>
+      </w:r>
+    </w:p>
+    <w:p>
+      <w:r>
+        <w:rPr>
+          <w:b/>
+        </w:rPr>
+        <w:t xml:space="preserve">2. Как настроить Django из командной строки? </w:t>
+      </w:r>
+      <w:r>
+        <w:t>Создать и активировать виртуальную среду (py -m venv medtracker_env), установить пакеты (pip install django psycopg2-binary), создать проект командой django-admin startproject и приложение командой python manage.py startapp. Затем в settings.py добавить приложение в INSTALLED_APPS, указать параметры БД в DATABASES и допустимые адреса в ALLOWED_HOSTS, выполнить python manage.py makemigrations и migrate и создать администратора командой python manage.py createsuperuser.</w:t>
+      </w:r>
+    </w:p>
+    <w:p>
+      <w:r>
+        <w:rPr>
+          <w:b/>
+        </w:rPr>
+        <w:t xml:space="preserve">3. Где расположена директория приложения Django? </w:t>
+      </w:r>
+      <w:r>
+        <w:t>Приложение создаётся командой startapp в каталоге проекта рядом с файлом manage.py. В данной работе это каталог lab2/medtracker/analyses/ (models.py, views.py, forms.py, urls.py, admin.py, migrations/, templates/, static/), а настройки проекта находятся в пакете lab2/medtracker/medtracker/.</w:t>
+      </w:r>
+    </w:p>
+    <w:p>
+      <w:r>
+        <w:rPr>
+          <w:b/>
+        </w:rPr>
+        <w:t xml:space="preserve">4. Как запустить и остановить сервер Django? </w:t>
+      </w:r>
+      <w:r>
+        <w:t>Сервер разработки запускается из каталога с manage.py командой python manage.py runserver — по умолчанию на адресе http://127.0.0.1:8000/; чтобы сервер был доступен с других компьютеров, указывают адрес и порт (python manage.py runserver 0.0.0.0:8000) и добавляют адрес в ALLOWED_HOSTS. Остановка — сочетание клавиш Ctrl+C (в Windows также Ctrl+Break) в окне, где запущен сервер.</w:t>
+      </w:r>
+    </w:p>
+    <w:p>
+      <w:r>
+        <w:rPr>
+          <w:b/>
+        </w:rPr>
+        <w:t xml:space="preserve">5. Как выполнить проверку работы приложения на Django? </w:t>
+      </w:r>
+      <w:r>
+        <w:t>Выполнить python manage.py check (проверка конфигурации), запустить сервер и открыть страницы приложения и /admin/ в браузере, убедиться, что данные сохраняются в БД (запросом в psql), и запустить автоматические тесты командой python manage.py test. В данной работе проверка показана в разделе 8.</w:t>
+      </w:r>
+    </w:p>
+    <w:p>
+      <w:pPr>
+        <w:pStyle w:val="Heading1"/>
+      </w:pPr>
+      <w:r>
+        <w:t>11. Вывод</w:t>
       </w:r>
     </w:p>
     <w:p>
